--- a/templates/openagreements-cc-by-4.0/openagreements-restrictive-covenant-new-hampshire/template.docx
+++ b/templates/openagreements-cc-by-4.0/openagreements-restrictive-covenant-new-hampshire/template.docx
@@ -1395,37 +1395,7 @@
         <w:ind w:left="720"/>
       </w:pPr>
       <w:r>
-        <w:t xml:space="preserve">Employer and Employee acknowledge that each restrictive covenant in this agreement is supported by, and no greater than required to protect, one or more of Employer's Protected Interests. Consistent with the reasonableness test New Hampshire applies to a restraint on employment, each covenant is intended to be no greater than necessary for the protection of Employer's legitimate interest, to impose no undue hardship on Employee, and to cause no injury to the public interest (</w:t>
-      </w:r>
-      <w:r>
-        <w:rPr>
-          <w:i/>
-          <w:iCs/>
-        </w:rPr>
-        <w:t xml:space="preserve">Smith, Batchelder &amp; Rugg v. Foster</w:t>
-      </w:r>
-      <w:r>
-        <w:t xml:space="preserve">, 119 N.H. 679 (1979)). The interests this agreement protects are the ones New Hampshire recognizes — Employer's trade secrets, confidential information beyond trade secrets, Employee's special influence over Employer's customers, contacts developed during the employment, and Employer's goodwill (</w:t>
-      </w:r>
-      <w:r>
-        <w:rPr>
-          <w:i/>
-          <w:iCs/>
-        </w:rPr>
-        <w:t xml:space="preserve">ACAS Acquisitions (Precitech) Inc. v. Hobert</w:t>
-      </w:r>
-      <w:r>
-        <w:t xml:space="preserve">, 155 N.H. 381 (2007)) — and not the mere cost of recruiting and hiring employees, which New Hampshire does not treat as protectable (</w:t>
-      </w:r>
-      <w:r>
-        <w:rPr>
-          <w:i/>
-          <w:iCs/>
-        </w:rPr>
-        <w:t xml:space="preserve">National Employment Service Corp. v. Olsten Staffing Service, Inc.</w:t>
-      </w:r>
-      <w:r>
-        <w:t xml:space="preserve">, 145 N.H. 158 (2000)). Employer would not provide Employee with access to these Protected Interests absent the protections in this agreement.</w:t>
+        <w:t xml:space="preserve">Employer and Employee acknowledge that each restrictive covenant in this agreement is supported by, and no greater than required to protect, one or more of Employer's Protected Interests. Each covenant is intended to be no greater than necessary for the protection of Employer's legitimate interest, to impose no undue hardship on Employee, and to cause no injury to the public interest. The interests this agreement protects are Employer's trade secrets, confidential information beyond trade secrets, Employee's special influence over Employer's customers, contacts developed during the employment, and Employer's goodwill, and not the mere cost of recruiting and hiring employees. Employer would not provide Employee with access to these Protected Interests absent the protections in this agreement.</w:t>
       </w:r>
     </w:p>
     <w:p>
@@ -1464,17 +1434,7 @@
         <w:t xml:space="preserve">Employee's employment or continued employment with Employer, together with the compensation and access to Confidential Information that Employer provides under this agreement, which the parties agree are given in exchange for the restrictive covenants</w:t>
       </w:r>
       <w:r>
-        <w:t xml:space="preserve">. Employee acknowledges that continued employment after signing an employment contract constitutes consideration for a covenant not to compete under New Hampshire law (</w:t>
-      </w:r>
-      <w:r>
-        <w:rPr>
-          <w:i/>
-          <w:iCs/>
-        </w:rPr>
-        <w:t xml:space="preserve">Smith, Batchelder &amp; Rugg v. Foster</w:t>
-      </w:r>
-      <w:r>
-        <w:t xml:space="preserve">, 119 N.H. 679 (1979)). If Employee had not previously been employed by Employer and is required to execute this agreement's noncompete as a condition of employment, Employer has provided Employee with a copy of this agreement before Employee accepted the offer of employment, as RSA 275:70 requires; the parties acknowledge that an undisclosed new-hire noncompete is unenforceable while all other provisions of the agreement remain in full force and effect, and that consideration does not cure a failure of that disclosure sequence. Employer has given Employee a reasonable opportunity to review this agreement and to consult an attorney before signing. Employee acknowledges that the restrictions in this agreement are reasonable and necessary to protect Employer's Protected Interests.</w:t>
+        <w:t xml:space="preserve">. Employee acknowledges that continued employment after signing this agreement constitutes consideration for the restrictive covenants. If Employee had not previously been employed by Employer and is required to execute this agreement's noncompete as a condition of employment, Employer has provided Employee with a copy of this agreement before Employee accepted the offer of employment, as RSA 275:70 requires, and an undisclosed new-hire noncompete is unenforceable while all other provisions of this agreement remain in full force and effect. Employer has given Employee a reasonable opportunity to review this agreement and to consult an attorney before signing. Employee acknowledges that the restrictions in this agreement are reasonable and necessary to protect Employer's Protected Interests.</w:t>
       </w:r>
     </w:p>
     <w:p>
@@ -1503,7 +1463,7 @@
         <w:ind w:left="720"/>
       </w:pPr>
       <w:r>
-        <w:t xml:space="preserve">Employee must treat all Confidential Information as strictly confidential. Employee must not use or disclose Confidential Information except as required to perform authorized job duties or with Employer's prior written consent. Employee's obligations regarding trade secrets continue for as long as the information remains a trade secret. Employee's obligations regarding other Confidential Information continue for the period specified in Cover Terms. Trade secrets are protected under New Hampshire law, including the New Hampshire Uniform Trade Secrets Act, RSA 350-B:1 et seq.; actual or threatened misappropriation may be enjoined under RSA 350-B:2, and the remedies in that chapter are in addition to the contractual remedies preserved by RSA 350-B:7. Where Employer's real concern is protecting this information rather than restricting where Employee may work, these confidentiality and trade-secret obligations carry that protection and are unaffected by the New Hampshire statutes that void geographic practice restrictions for covered clinicians.</w:t>
+        <w:t xml:space="preserve">Employee must treat all Confidential Information as strictly confidential. Employee must not use or disclose Confidential Information except as required to perform authorized job duties or with Employer's prior written consent. Employee's obligations regarding trade secrets continue for as long as the information remains a trade secret. Employee's obligations regarding other Confidential Information continue for the period specified in Cover Terms. These confidentiality and trade-secret obligations are in addition to any remedy available under applicable law, including the New Hampshire Uniform Trade Secrets Act, RSA chapter 350-B. These obligations protect Employer's Confidential Information regardless of where Employee works and are independent of the Clinician Geographic-Practice Carve-Out below.</w:t>
       </w:r>
     </w:p>
     <w:p>
@@ -1590,17 +1550,7 @@
         <w:ind w:left="720"/>
       </w:pPr>
       <w:r>
-        <w:t xml:space="preserve">During the Restricted Period, Employee must not Solicit, recruit, hire, or attempt to hire any Covered Employee. This restriction does not prohibit Employee from providing a professional reference upon request or from hiring a person who responds to a general advertisement not directed specifically at Employer's employees. This covenant rests on Employer's Protected Interests in the departing team's customer relationships and confidential know-how, not on the mere cost of recruiting and hiring, which New Hampshire does not recognize as a protectable interest (</w:t>
-      </w:r>
-      <w:r>
-        <w:rPr>
-          <w:i/>
-          <w:iCs/>
-        </w:rPr>
-        <w:t xml:space="preserve">National Employment Service Corp. v. Olsten Staffing Service, Inc.</w:t>
-      </w:r>
-      <w:r>
-        <w:t xml:space="preserve">, 145 N.H. 158 (2000)).</w:t>
+        <w:t xml:space="preserve">During the Restricted Period, Employee must not Solicit, recruit, hire, or attempt to hire any Covered Employee. This restriction does not prohibit Employee from providing a professional reference upon request or from hiring a person who responds to a general advertisement not directed specifically at Employer's employees. This covenant protects Employer's Protected Interests in the departing team's customer relationships and confidential know-how, and not the mere cost of recruiting and hiring.</w:t>
       </w:r>
     </w:p>
     <w:p>
@@ -1629,17 +1579,7 @@
         <w:ind w:left="720"/>
       </w:pPr>
       <w:r>
-        <w:t xml:space="preserve">During the Restricted Period, Employee must not Solicit the business of any Covered Customer. This covenant is limited to the Covered Customers within Employee's own sphere of customer goodwill and does not reach Employer's full customer base, consistent with </w:t>
-      </w:r>
-      <w:r>
-        <w:rPr>
-          <w:i/>
-          <w:iCs/>
-        </w:rPr>
-        <w:t xml:space="preserve">Merrimack Valley Wood Products, Inc. v. Near</w:t>
-      </w:r>
-      <w:r>
-        <w:t xml:space="preserve">, 152 N.H. 192 (2005). It protects Employer's Protected Interest in Employee's special influence over Employer's customers, obtained during employment.</w:t>
+        <w:t xml:space="preserve">During the Restricted Period, Employee must not Solicit the business of any Covered Customer. This covenant is limited to the Covered Customers within Employee's own sphere of customer goodwill and does not reach Employer's full customer base. It protects Employer's Protected Interest in Employee's special influence over Employer's customers, obtained during employment.</w:t>
       </w:r>
     </w:p>
     <w:p>
@@ -1668,27 +1608,7 @@
         <w:ind w:left="720"/>
       </w:pPr>
       <w:r>
-        <w:t xml:space="preserve">During the Restricted Period, Employee must not accept, service, or do business with any Covered Customer, regardless of whether Employee or the Covered Customer first initiated contact. This restriction is broader than non-solicitation because it applies even if the Covered Customer approaches Employee. Because it reaches further from Employee's own customer influence, it is drawn to the Covered Customers within Employee's sphere of customer goodwill and is no greater than necessary to protect Employer's Protected Interests (</w:t>
-      </w:r>
-      <w:r>
-        <w:rPr>
-          <w:i/>
-          <w:iCs/>
-        </w:rPr>
-        <w:t xml:space="preserve">Smith, Batchelder &amp; Rugg v. Foster</w:t>
-      </w:r>
-      <w:r>
-        <w:t xml:space="preserve">, 119 N.H. 679 (1979); </w:t>
-      </w:r>
-      <w:r>
-        <w:rPr>
-          <w:i/>
-          <w:iCs/>
-        </w:rPr>
-        <w:t xml:space="preserve">Merrimack Valley Wood Products, Inc. v. Near</w:t>
-      </w:r>
-      <w:r>
-        <w:t xml:space="preserve">, 152 N.H. 192 (2005)).</w:t>
+        <w:t xml:space="preserve">During the Restricted Period, Employee must not accept, service, or do business with any Covered Customer, regardless of whether Employee or the Covered Customer first initiated contact. This restriction is broader than non-solicitation because it applies even if the Covered Customer approaches Employee. Because it reaches further from Employee's own customer influence, it is drawn to the Covered Customers within Employee's sphere of customer goodwill and is no greater than necessary to protect Employer's Protected Interests.</w:t>
       </w:r>
     </w:p>
     <w:p>
@@ -1717,27 +1637,7 @@
         <w:ind w:left="720"/>
       </w:pPr>
       <w:r>
-        <w:t xml:space="preserve">During the Restricted Period, Employee must not engage in, be employed by, consult for, or have an active ownership interest in any Competitive Business within the Restricted Territory. This covenant is no greater than necessary to protect Employer's Protected Interests, imposes no undue hardship on Employee, and is not injurious to the public interest (</w:t>
-      </w:r>
-      <w:r>
-        <w:rPr>
-          <w:i/>
-          <w:iCs/>
-        </w:rPr>
-        <w:t xml:space="preserve">Smith, Batchelder &amp; Rugg v. Foster</w:t>
-      </w:r>
-      <w:r>
-        <w:t xml:space="preserve">, 119 N.H. 679 (1979)); the Restricted Territory is limited to the area of Employee's actual customer or patient contact, and the duration is tailored to the interest protected (</w:t>
-      </w:r>
-      <w:r>
-        <w:rPr>
-          <w:i/>
-          <w:iCs/>
-        </w:rPr>
-        <w:t xml:space="preserve">Concord Orthopaedics Professional Ass'n v. Forbes</w:t>
-      </w:r>
-      <w:r>
-        <w:t xml:space="preserve">, 142 N.H. 440 (1997)). This covenant does not apply, and Employer will not require or enforce it, against Employee if Employee is a low-wage employee within the meaning of RSA 275:70-a — an employee earning an hourly rate less than or equal to 200 percent of the federal minimum wage — because such a noncompete is void and unenforceable; and, for a new hire required to sign as a condition of employment, this covenant is enforceable only if the RSA 275:70 pre-acceptance delivery in the Timing, Consideration, and Pre-Acceptance Delivery section was honored. Passive Public Holdings are permitted.</w:t>
+        <w:t xml:space="preserve">During the Restricted Period, Employee must not engage in, be employed by, consult for, or have an active ownership interest in any Competitive Business within the Restricted Territory. This covenant is no greater than necessary to protect Employer's Protected Interests, imposes no undue hardship on Employee, and is not injurious to the public interest; the Restricted Territory is limited to the area of Employee's actual customer or patient contact, and the duration is tailored to the interest protected. This covenant does not apply, and Employer will not require or enforce it, against Employee if Employee earns an hourly rate at or below 200 percent of the federal minimum wage, the threshold set by RSA 275:70-a; and, for a new hire required to sign as a condition of employment, this covenant is subject to the RSA 275:70 pre-acceptance delivery in the Timing, Consideration, and Pre-Acceptance Delivery section. Passive Public Holdings are permitted.</w:t>
       </w:r>
     </w:p>
     <w:p>
@@ -1766,17 +1666,7 @@
         <w:ind w:left="720"/>
       </w:pPr>
       <w:r>
-        <w:t xml:space="preserve">During the Restricted Period, Employee must not acquire or hold any active ownership interest in, serve as a director, officer, manager, or advisor to, or have material economic participation in any Competitive Business. This restriction primarily targets active or material ownership in private competitors. Passive Public Holdings are permitted. Because this covenant restrains active roles at and material participation in a Competitive Business, it functions as a covenant not to compete under New Hampshire law; it is therefore subject to the same three-part reasonableness test (</w:t>
-      </w:r>
-      <w:r>
-        <w:rPr>
-          <w:i/>
-          <w:iCs/>
-        </w:rPr>
-        <w:t xml:space="preserve">Smith, Batchelder &amp; Rugg v. Foster</w:t>
-      </w:r>
-      <w:r>
-        <w:t xml:space="preserve">, 119 N.H. 679 (1979)), the same RSA 275:70-a low-wage exclusion, and the same RSA 275:70 pre-acceptance delivery condition for a new hire as the non-compete in this agreement, and is drawn no broader than necessary to protect Employer's Protected Interests.</w:t>
+        <w:t xml:space="preserve">During the Restricted Period, Employee must not acquire or hold any active ownership interest in, serve as a director, officer, manager, or advisor to, or have material economic participation in any Competitive Business. This restriction primarily targets active or material ownership in private competitors. Passive Public Holdings are permitted. Because this covenant restrains active roles at and material participation in a Competitive Business, it functions as a covenant not to compete; it is therefore subject to the same RSA 275:70-a wage-based exclusion and the same RSA 275:70 pre-acceptance delivery condition for a new hire as the Non-Competition covenant in this agreement, and is drawn no broader than necessary to protect Employer's Protected Interests.</w:t>
       </w:r>
     </w:p>
     <w:p>
@@ -1834,7 +1724,7 @@
         <w:ind w:left="720"/>
       </w:pPr>
       <w:r>
-        <w:t xml:space="preserve">Notwithstanding any other provision of this agreement, this agreement does not restrict, and Employer will not require or enforce any restriction on, the right of a covered New Hampshire clinician to practice in any geographic area for any period of time after the partnership, employment, or professional relationship ends. Separate New Hampshire statutes void geographic post-termination practice restrictions for physicians (RSA 329:31-a), nurses (RSA 326-B:45-a), advanced practice registered nurses (RSA 326-B:45-b, effective August 23, 2025), and podiatrists (RSA 315:18), while expressly preserving the remaining provisions of the contract; licensure, not job title, is the test. Where Employer's concern is protecting Confidential Information or trade secrets rather than practice location, that concern is addressed by the Confidential Information and Trade Secret Protection section, which these statutes leave intact.</w:t>
+        <w:t xml:space="preserve">Notwithstanding any other provision of this agreement, this agreement does not restrict, and Employer will not require or enforce any restriction on, the right of a covered New Hampshire clinician — a physician, nurse, advanced practice registered nurse, or podiatrist licensed by the applicable board — to practice in any geographic area for any period of time after the partnership, employment, or professional relationship ends, consistent with RSA 329:31-a, RSA 326-B:45-a, RSA 326-B:45-b, and RSA 315:18; the remaining provisions of this agreement remain in full force and effect. Where Employer's concern is protecting Confidential Information or trade secrets rather than practice location, that concern is addressed by the Confidential Information and Trade Secret Protection section.</w:t>
       </w:r>
     </w:p>
     <w:p>
@@ -1892,7 +1782,7 @@
         <w:ind w:left="720"/>
       </w:pPr>
       <w:r>
-        <w:t xml:space="preserve">Employer may disclose the existence and terms of this agreement to any prospective employer or business associate of Employee if Employer has a reasonable belief that Employee may breach a covenant in this agreement that is enforceable under New Hampshire law. Employer will not assert against a third party a covenant that is unenforceable or void — including an undisclosed new-hire noncompete under RSA 275:70 or a low-wage-employee noncompete under RSA 275:70-a. Employee consents to disclosure permitted by this section.</w:t>
+        <w:t xml:space="preserve">Employer may disclose the existence and terms of this agreement to any prospective employer or business associate of Employee if Employer has a reasonable belief that Employee may breach a covenant in this agreement that is enforceable under New Hampshire law. Employer will not assert against a third party a covenant that is unenforceable or void — including a noncompete undisclosed to a new hire under RSA 275:70 or a noncompete barred by the RSA 275:70-a wage-based exclusion. Employee consents to disclosure permitted by this section.</w:t>
       </w:r>
     </w:p>
     <w:p>
@@ -1921,17 +1811,7 @@
         <w:ind w:left="720"/>
       </w:pPr>
       <w:r>
-        <w:t xml:space="preserve">If Employee breaches any restrictive covenant in this agreement, the Restricted Period for that covenant is extended by one day for each day of the breach, so that the full duration of the restriction runs from the date the breach ends. The parties acknowledge that no New Hampshire appellate authority settles whether a restricted period is extended during a breach; New Hampshire has declined to extend a written covenant's duration absent ambiguity or evidence of an intent to extend it (</w:t>
-      </w:r>
-      <w:r>
-        <w:rPr>
-          <w:i/>
-          <w:iCs/>
-        </w:rPr>
-        <w:t xml:space="preserve">Gosselin v. Archibald</w:t>
-      </w:r>
-      <w:r>
-        <w:t xml:space="preserve">, 121 N.H. 1016 (1981)). This clause is therefore tied to the protected interest and the covenant's overall duration, and the parties do not assume a court will carry any period beyond the agreement's fair and natural meaning.</w:t>
+        <w:t xml:space="preserve">If Employee breaches any restrictive covenant in this agreement, the Restricted Period for that covenant is extended by one day for each day of the breach, so that the full duration of the restriction runs from the date the breach ends. This clause is tied to the protected interest and the covenant's overall duration, and the parties do not assume a court will carry any period beyond the agreement's fair and natural meaning.</w:t>
       </w:r>
     </w:p>
     <w:p>
@@ -1960,17 +1840,7 @@
         <w:ind w:left="720"/>
       </w:pPr>
       <w:r>
-        <w:t xml:space="preserve">Employee acknowledges that a breach of this agreement may cause Employer irreparable harm for which money damages would be inadequate, and that Employer may seek injunctive or other equitable relief in addition to any other remedies available at law. The parties acknowledge that this acknowledgement is a recital and not a substitute for proof: a court applying New Hampshire law may decline to enjoin a noncompete for want of irreparable injury or a favorable balance of the equities while still granting a narrower nondisclosure injunction (</w:t>
-      </w:r>
-      <w:r>
-        <w:rPr>
-          <w:i/>
-          <w:iCs/>
-        </w:rPr>
-        <w:t xml:space="preserve">HCC Specialty Underwriters, Inc. v. Woodbury</w:t>
-      </w:r>
-      <w:r>
-        <w:t xml:space="preserve">, 289 F. Supp. 3d 303 (D.N.H. 2018)), so the equities must be proved, not recited.</w:t>
+        <w:t xml:space="preserve">Employee acknowledges that a breach of this agreement may cause Employer irreparable harm for which money damages would be inadequate, and that Employer may seek injunctive or other equitable relief in addition to any other remedies available at law.</w:t>
       </w:r>
     </w:p>
     <w:p>
@@ -2028,27 +1898,7 @@
         <w:ind w:left="720"/>
       </w:pPr>
       <w:r>
-        <w:t xml:space="preserve">The parties acknowledge that a New Hampshire court may reform an overly broad restrictive covenant only if the employer shows that it acted in good faith in the execution of the employment contract (</w:t>
-      </w:r>
-      <w:r>
-        <w:rPr>
-          <w:i/>
-          <w:iCs/>
-        </w:rPr>
-        <w:t xml:space="preserve">Merrimack Valley Wood Products, Inc. v. Near</w:t>
-      </w:r>
-      <w:r>
-        <w:t xml:space="preserve">, 152 N.H. 192 (2005)), and that bad-faith execution facts can foreclose reformation before enforceability is even reached (</w:t>
-      </w:r>
-      <w:r>
-        <w:rPr>
-          <w:i/>
-          <w:iCs/>
-        </w:rPr>
-        <w:t xml:space="preserve">Syncom Industries, Inc. v. Wood</w:t>
-      </w:r>
-      <w:r>
-        <w:t xml:space="preserve">, 155 N.H. 73 (2007)). This agreement does not rely on judicial reformation to cure overbreadth: each restrictive covenant is drawn no broader than necessary and is intended to be enforceable as written. A court is nonetheless requested to reform rather than void any restraint found to be overbroad, to the extent New Hampshire law permits and consistent with the good-faith execution the Timing, Consideration, and Pre-Acceptance Delivery section preserves.</w:t>
+        <w:t xml:space="preserve">This agreement does not rely on judicial reformation to cure overbreadth: each restrictive covenant is drawn no broader than necessary and is intended to be enforceable as written. A court is nonetheless requested to reform rather than void any restraint found to be overbroad, to the extent New Hampshire law permits and consistent with the good-faith execution the Timing, Consideration, and Pre-Acceptance Delivery section preserves.</w:t>
       </w:r>
     </w:p>
     <w:p>
@@ -2106,17 +1956,7 @@
         <w:ind w:left="720"/>
       </w:pPr>
       <w:r>
-        <w:t xml:space="preserve">Employee may not assign this agreement or any rights or obligations under it. Employer may assign this agreement to any affiliate, successor, or acquirer of all or substantially all of Employer's business or assets, and this agreement's covenants are conveyed by that assignment under its plain terms (</w:t>
-      </w:r>
-      <w:r>
-        <w:rPr>
-          <w:i/>
-          <w:iCs/>
-        </w:rPr>
-        <w:t xml:space="preserve">Atronix, Inc. v. Morris</w:t>
-      </w:r>
-      <w:r>
-        <w:t xml:space="preserve">, 197 A.3d 79 (N.H. 2018)). This agreement is binding on and inures to the benefit of the parties and their respective heirs, successors, and permitted assigns.</w:t>
+        <w:t xml:space="preserve">Employee may not assign this agreement or any rights or obligations under it. Employer may assign this agreement to any affiliate, successor, or acquirer of all or substantially all of Employer's business or assets, and this agreement's covenants are conveyed by that assignment under its plain terms. This agreement is binding on and inures to the benefit of the parties and their respective heirs, successors, and permitted assigns.</w:t>
       </w:r>
     </w:p>
     <w:p>
@@ -2145,7 +1985,7 @@
         <w:ind w:left="720"/>
       </w:pPr>
       <w:r>
-        <w:t xml:space="preserve">This agreement is governed by the law of the state listed in Cover Terms under Governing Law. Disputes will be resolved in the courts of the Governing Law state, subject to non-waivable rights under applicable law. This agreement assumes New Hampshire law governs; a mismatched or unstated choice of law reopens which state's restrictive-covenant rules apply.</w:t>
+        <w:t xml:space="preserve">This agreement is governed by the law of the state listed in Cover Terms under Governing Law. Disputes will be resolved in the courts of the Governing Law state, subject to non-waivable rights under applicable law.</w:t>
       </w:r>
     </w:p>
     <w:p>
@@ -2174,17 +2014,7 @@
         <w:ind w:left="720"/>
       </w:pPr>
       <w:r>
-        <w:t xml:space="preserve">This agreement constitutes the entire agreement between the parties regarding its subject matter and supersedes all prior agreements, understandings, and negotiations on this subject. This agreement may be amended only in writing signed by both parties. A party's failure to enforce any provision does not waive that party's right to enforce it later. This agreement may be executed in counterparts, including by electronic signature, each of which is an original. The parties acknowledge that continued employment supports a covenant re-papered at a raise or promotion (</w:t>
-      </w:r>
-      <w:r>
-        <w:rPr>
-          <w:i/>
-          <w:iCs/>
-        </w:rPr>
-        <w:t xml:space="preserve">Smith, Batchelder &amp; Rugg v. Foster</w:t>
-      </w:r>
-      <w:r>
-        <w:t xml:space="preserve">, 119 N.H. 679 (1979)), but that a noncompete first required of a new hire during onboarding or amendment paperwork does not satisfy the RSA 275:70 pre-acceptance delivery rule.</w:t>
+        <w:t xml:space="preserve">This agreement constitutes the entire agreement between the parties regarding its subject matter and supersedes all prior agreements, understandings, and negotiations on this subject. This agreement may be amended only in writing signed by both parties. A party's failure to enforce any provision does not waive that party's right to enforce it later. This agreement may be executed in counterparts, including by electronic signature, each of which is an original.</w:t>
       </w:r>
     </w:p>
     <w:p>

--- a/templates/openagreements-cc-by-4.0/openagreements-restrictive-covenant-new-hampshire/template.docx
+++ b/templates/openagreements-cc-by-4.0/openagreements-restrictive-covenant-new-hampshire/template.docx
@@ -1282,7 +1282,7 @@
         <w:t xml:space="preserve">“Protected Interests”</w:t>
       </w:r>
       <w:r>
-        <w:t xml:space="preserve"> means Employer's legitimate business interests that New Hampshire recognizes as protectable by a restrictive covenant: Employer's trade secrets communicated to Employee during employment; confidential information other than trade secrets, such as a unique business method; Employee's special influence over Employer's customers obtained during employment; contacts developed during the employment; and Employer's goodwill and positive image. The mere cost of recruiting and hiring employees is not a Protected Interest.</w:t>
+        <w:t xml:space="preserve"> means Employer's Trade Secrets, Confidential Information, customer relationships, business contacts, goodwill, and other legitimate business interests disclosed to or developed by Employee during employment.</w:t>
       </w:r>
     </w:p>
     <w:p>
@@ -1366,7 +1366,7 @@
         <w:t xml:space="preserve">“Trade Secrets”</w:t>
       </w:r>
       <w:r>
-        <w:t xml:space="preserve"> has the meaning given in the New Hampshire Uniform Trade Secrets Act, RSA 350-B:1, IV — information that derives independent economic value from not being generally known or readily ascertainable by proper means and that is the subject of efforts reasonable under the circumstances to maintain its secrecy.</w:t>
+        <w:t xml:space="preserve"> means Confidential Information that derives economic value from not being generally known or readily ascertainable and that Employer takes reasonable measures to protect.</w:t>
       </w:r>
     </w:p>
     <w:p>
@@ -1385,7 +1385,7 @@
           <w:b/>
           <w:bCs/>
         </w:rPr>
-        <w:t xml:space="preserve">Recitals and Legitimate Business Interests</w:t>
+        <w:t xml:space="preserve">Recitals and Protected Interests</w:t>
       </w:r>
     </w:p>
     <w:p>
@@ -1395,7 +1395,7 @@
         <w:ind w:left="720"/>
       </w:pPr>
       <w:r>
-        <w:t xml:space="preserve">Employer and Employee acknowledge that each restrictive covenant in this agreement is supported by, and no greater than required to protect, one or more of Employer's Protected Interests. Each covenant is intended to be no greater than necessary for the protection of Employer's legitimate interest, to impose no undue hardship on Employee, and to cause no injury to the public interest. The interests this agreement protects are Employer's trade secrets, confidential information beyond trade secrets, Employee's special influence over Employer's customers, contacts developed during the employment, and Employer's goodwill, and not the mere cost of recruiting and hiring employees. Employer would not provide Employee with access to these Protected Interests absent the protections in this agreement.</w:t>
+        <w:t xml:space="preserve">Employer and Employee acknowledge that Employee will receive access to Employer's Protected Interests and that the restrictive covenants in this agreement protect those interests. Employer would not provide Employee with that access absent the protections in this agreement.</w:t>
       </w:r>
     </w:p>
     <w:p>
@@ -1424,7 +1424,7 @@
         <w:ind w:left="720"/>
       </w:pPr>
       <w:r>
-        <w:t xml:space="preserve">This agreement is effective as of the Effective Date listed in Cover Terms, and is supported by </w:t>
+        <w:t xml:space="preserve">This agreement is effective as of the Effective Date listed in Cover Terms and is supported by </w:t>
       </w:r>
       <w:r>
         <w:rPr>
@@ -1434,7 +1434,7 @@
         <w:t xml:space="preserve">Employee's employment or continued employment with Employer, together with the compensation and access to Confidential Information that Employer provides under this agreement, which the parties agree are given in exchange for the restrictive covenants</w:t>
       </w:r>
       <w:r>
-        <w:t xml:space="preserve">. Employee acknowledges that continued employment after signing this agreement constitutes consideration for the restrictive covenants. If Employee had not previously been employed by Employer and is required to execute this agreement's noncompete as a condition of employment, Employer has provided Employee with a copy of this agreement before Employee accepted the offer of employment, as RSA 275:70 requires, and an undisclosed new-hire noncompete is unenforceable while all other provisions of this agreement remain in full force and effect. Employer has given Employee a reasonable opportunity to review this agreement and to consult an attorney before signing. Employee acknowledges that the restrictions in this agreement are reasonable and necessary to protect Employer's Protected Interests.</w:t>
+        <w:t xml:space="preserve">. Employee acknowledges that continued employment after signing this agreement constitutes consideration for the restrictive covenants. If Employee is a new hire required to sign the noncompete as a condition of employment, Employee acknowledges receiving this agreement before accepting Employer's offer of employment. Employer has given Employee a reasonable opportunity to review this agreement and to consult an attorney before signing.</w:t>
       </w:r>
     </w:p>
     <w:p>
@@ -1463,7 +1463,7 @@
         <w:ind w:left="720"/>
       </w:pPr>
       <w:r>
-        <w:t xml:space="preserve">Employee must treat all Confidential Information as strictly confidential. Employee must not use or disclose Confidential Information except as required to perform authorized job duties or with Employer's prior written consent. Employee's obligations regarding trade secrets continue for as long as the information remains a trade secret. Employee's obligations regarding other Confidential Information continue for the period specified in Cover Terms. These confidentiality and trade-secret obligations are in addition to any remedy available under applicable law, including the New Hampshire Uniform Trade Secrets Act, RSA chapter 350-B. These obligations protect Employer's Confidential Information regardless of where Employee works and are independent of the Clinician Geographic-Practice Carve-Out below.</w:t>
+        <w:t xml:space="preserve">Employee must treat all Confidential Information as strictly confidential. Employee must not use or disclose Confidential Information except as required to perform authorized job duties or with Employer's prior written consent. Employee's obligations regarding trade secrets continue for as long as the information remains a trade secret. Employee's obligations regarding other Confidential Information continue for the period specified in Cover Terms. These obligations are in addition to any rights or remedies available under applicable law and apply regardless of where Employee works.</w:t>
       </w:r>
     </w:p>
     <w:p>
@@ -1550,7 +1550,7 @@
         <w:ind w:left="720"/>
       </w:pPr>
       <w:r>
-        <w:t xml:space="preserve">During the Restricted Period, Employee must not Solicit, recruit, hire, or attempt to hire any Covered Employee. This restriction does not prohibit Employee from providing a professional reference upon request or from hiring a person who responds to a general advertisement not directed specifically at Employer's employees. This covenant protects Employer's Protected Interests in the departing team's customer relationships and confidential know-how, and not the mere cost of recruiting and hiring.</w:t>
+        <w:t xml:space="preserve">During the Restricted Period, Employee must not Solicit, recruit, hire, or attempt to hire any Covered Employee. This restriction does not prohibit Employee from providing a professional reference upon request or from hiring a person who responds to a general advertisement not directed specifically at Employer's employees.</w:t>
       </w:r>
     </w:p>
     <w:p>
@@ -1579,7 +1579,7 @@
         <w:ind w:left="720"/>
       </w:pPr>
       <w:r>
-        <w:t xml:space="preserve">During the Restricted Period, Employee must not Solicit the business of any Covered Customer. This covenant is limited to the Covered Customers within Employee's own sphere of customer goodwill and does not reach Employer's full customer base. It protects Employer's Protected Interest in Employee's special influence over Employer's customers, obtained during employment.</w:t>
+        <w:t xml:space="preserve">During the Restricted Period, Employee must not Solicit the business of any Covered Customer with whom Employee had material contact or responsibility during the applicable lookback period.</w:t>
       </w:r>
     </w:p>
     <w:p>
@@ -1608,7 +1608,7 @@
         <w:ind w:left="720"/>
       </w:pPr>
       <w:r>
-        <w:t xml:space="preserve">During the Restricted Period, Employee must not accept, service, or do business with any Covered Customer, regardless of whether Employee or the Covered Customer first initiated contact. This restriction is broader than non-solicitation because it applies even if the Covered Customer approaches Employee. Because it reaches further from Employee's own customer influence, it is drawn to the Covered Customers within Employee's sphere of customer goodwill and is no greater than necessary to protect Employer's Protected Interests.</w:t>
+        <w:t xml:space="preserve">During the Restricted Period, Employee must not accept, service, or do business with any Covered Customer, whether Employee or the Covered Customer initiates contact.</w:t>
       </w:r>
     </w:p>
     <w:p>
@@ -1637,7 +1637,7 @@
         <w:ind w:left="720"/>
       </w:pPr>
       <w:r>
-        <w:t xml:space="preserve">During the Restricted Period, Employee must not engage in, be employed by, consult for, or have an active ownership interest in any Competitive Business within the Restricted Territory. This covenant is no greater than necessary to protect Employer's Protected Interests, imposes no undue hardship on Employee, and is not injurious to the public interest; the Restricted Territory is limited to the area of Employee's actual customer or patient contact, and the duration is tailored to the interest protected. This covenant does not apply, and Employer will not require or enforce it, against Employee if Employee earns an hourly rate at or below 200 percent of the federal minimum wage, the threshold set by RSA 275:70-a; and, for a new hire required to sign as a condition of employment, this covenant is subject to the RSA 275:70 pre-acceptance delivery in the Timing, Consideration, and Pre-Acceptance Delivery section. Passive Public Holdings are permitted.</w:t>
+        <w:t xml:space="preserve">During the Restricted Period, Employee must not engage in, be employed by, consult for, or have an active ownership interest in any Competitive Business within the Restricted Territory. This covenant does not apply if Employee earns an hourly rate at or below 200 percent of the federal minimum wage. If Employee is a new hire required to sign as a condition of employment, this covenant applies only if Employee received this agreement before accepting Employer's offer. Passive Public Holdings are permitted.</w:t>
       </w:r>
     </w:p>
     <w:p>
@@ -1666,7 +1666,7 @@
         <w:ind w:left="720"/>
       </w:pPr>
       <w:r>
-        <w:t xml:space="preserve">During the Restricted Period, Employee must not acquire or hold any active ownership interest in, serve as a director, officer, manager, or advisor to, or have material economic participation in any Competitive Business. This restriction primarily targets active or material ownership in private competitors. Passive Public Holdings are permitted. Because this covenant restrains active roles at and material participation in a Competitive Business, it functions as a covenant not to compete; it is therefore subject to the same RSA 275:70-a wage-based exclusion and the same RSA 275:70 pre-acceptance delivery condition for a new hire as the Non-Competition covenant in this agreement, and is drawn no broader than necessary to protect Employer's Protected Interests.</w:t>
+        <w:t xml:space="preserve">During the Restricted Period, Employee must not acquire or hold any active ownership interest in, serve as a director, officer, manager, or advisor to, or have material economic participation in any Competitive Business. Passive Public Holdings are permitted. This restriction does not apply if Employee earns an hourly rate at or below 200 percent of the federal minimum wage. If Employee is a new hire required to sign as a condition of employment, this restriction applies only if Employee received this agreement before accepting Employer's offer.</w:t>
       </w:r>
     </w:p>
     <w:p>
@@ -1724,7 +1724,7 @@
         <w:ind w:left="720"/>
       </w:pPr>
       <w:r>
-        <w:t xml:space="preserve">Notwithstanding any other provision of this agreement, this agreement does not restrict, and Employer will not require or enforce any restriction on, the right of a covered New Hampshire clinician — a physician, nurse, advanced practice registered nurse, or podiatrist licensed by the applicable board — to practice in any geographic area for any period of time after the partnership, employment, or professional relationship ends, consistent with RSA 329:31-a, RSA 326-B:45-a, RSA 326-B:45-b, and RSA 315:18; the remaining provisions of this agreement remain in full force and effect. Where Employer's concern is protecting Confidential Information or trade secrets rather than practice location, that concern is addressed by the Confidential Information and Trade Secret Protection section.</w:t>
+        <w:t xml:space="preserve">Notwithstanding any other provision, this agreement does not restrict a New Hampshire physician, nurse, advanced practice registered nurse, or podiatrist from practicing in any geographic area after the applicable employment or professional relationship ends. All other obligations remain in effect.</w:t>
       </w:r>
     </w:p>
     <w:p>
@@ -1782,7 +1782,7 @@
         <w:ind w:left="720"/>
       </w:pPr>
       <w:r>
-        <w:t xml:space="preserve">Employer may disclose the existence and terms of this agreement to any prospective employer or business associate of Employee if Employer has a reasonable belief that Employee may breach a covenant in this agreement that is enforceable under New Hampshire law. Employer will not assert against a third party a covenant that is unenforceable or void — including a noncompete undisclosed to a new hire under RSA 275:70 or a noncompete barred by the RSA 275:70-a wage-based exclusion. Employee consents to disclosure permitted by this section.</w:t>
+        <w:t xml:space="preserve">Employer may disclose the existence and terms of this agreement to a prospective employer or business associate of Employee if Employer reasonably believes Employee may breach this agreement. Employee consents to disclosure permitted by this section.</w:t>
       </w:r>
     </w:p>
     <w:p>
@@ -1811,7 +1811,7 @@
         <w:ind w:left="720"/>
       </w:pPr>
       <w:r>
-        <w:t xml:space="preserve">If Employee breaches any restrictive covenant in this agreement, the Restricted Period for that covenant is extended by one day for each day of the breach, so that the full duration of the restriction runs from the date the breach ends. This clause is tied to the protected interest and the covenant's overall duration, and the parties do not assume a court will carry any period beyond the agreement's fair and natural meaning.</w:t>
+        <w:t xml:space="preserve">If Employee breaches any restrictive covenant in this agreement, the Restricted Period for that covenant is extended by one day for each day of the breach, so that the full duration of the restriction runs from the date the breach ends.</w:t>
       </w:r>
     </w:p>
     <w:p>
@@ -1869,7 +1869,7 @@
         <w:ind w:left="720"/>
       </w:pPr>
       <w:r>
-        <w:t xml:space="preserve">If any provision of this agreement is found to be unenforceable, the remaining provisions remain in full force and effect. Each restrictive covenant in this agreement is intended to be independently enforceable. Consistent with RSA 275:70, if the noncompete is unenforceable for failure of pre-acceptance disclosure, that result does not affect the other provisions of this agreement, which remain in full force and effect.</w:t>
+        <w:t xml:space="preserve">If any provision of this agreement is found to be unenforceable, the remaining provisions remain in full force and effect. Each restrictive covenant in this agreement is independently enforceable.</w:t>
       </w:r>
     </w:p>
     <w:p>
@@ -1888,7 +1888,7 @@
           <w:b/>
           <w:bCs/>
         </w:rPr>
-        <w:t xml:space="preserve">Reformation</w:t>
+        <w:t xml:space="preserve">Survival and Expiration of Each Covenant</w:t>
       </w:r>
     </w:p>
     <w:p>
@@ -1898,7 +1898,7 @@
         <w:ind w:left="720"/>
       </w:pPr>
       <w:r>
-        <w:t xml:space="preserve">This agreement does not rely on judicial reformation to cure overbreadth: each restrictive covenant is drawn no broader than necessary and is intended to be enforceable as written. A court is nonetheless requested to reform rather than void any restraint found to be overbroad, to the extent New Hampshire law permits and consistent with the good-faith execution the Timing, Consideration, and Pre-Acceptance Delivery section preserves.</w:t>
+        <w:t xml:space="preserve">Each restrictive covenant in this agreement survives the termination of Employee's employment for the Restricted Period specified in Cover Terms. Obligations under the Confidential Information and Trade Secret Protection section survive for as long as the information remains a trade secret. All other provisions survive to the extent necessary to enforce rights that arose during employment.</w:t>
       </w:r>
     </w:p>
     <w:p>
@@ -1917,7 +1917,7 @@
           <w:b/>
           <w:bCs/>
         </w:rPr>
-        <w:t xml:space="preserve">Survival and Expiration of Each Covenant</w:t>
+        <w:t xml:space="preserve">Assignment and Successors</w:t>
       </w:r>
     </w:p>
     <w:p>
@@ -1927,7 +1927,7 @@
         <w:ind w:left="720"/>
       </w:pPr>
       <w:r>
-        <w:t xml:space="preserve">Each restrictive covenant in this agreement survives the termination of Employee's employment for the Restricted Period specified in Cover Terms. Obligations under the Confidential Information and Trade Secret Protection section survive for as long as the information remains a trade secret. All other provisions survive to the extent necessary to enforce rights that arose during employment.</w:t>
+        <w:t xml:space="preserve">Employee may not assign this agreement or any rights or obligations under it. Employer may assign this agreement to any affiliate, successor, or acquirer of all or substantially all of Employer's business or assets. This agreement is binding on and inures to the benefit of the parties and their respective heirs, successors, and permitted assigns.</w:t>
       </w:r>
     </w:p>
     <w:p>
@@ -1946,7 +1946,7 @@
           <w:b/>
           <w:bCs/>
         </w:rPr>
-        <w:t xml:space="preserve">Assignment and Successors</w:t>
+        <w:t xml:space="preserve">Governing Law, Venue, and Dispute Process</w:t>
       </w:r>
     </w:p>
     <w:p>
@@ -1956,36 +1956,7 @@
         <w:ind w:left="720"/>
       </w:pPr>
       <w:r>
-        <w:t xml:space="preserve">Employee may not assign this agreement or any rights or obligations under it. Employer may assign this agreement to any affiliate, successor, or acquirer of all or substantially all of Employer's business or assets, and this agreement's covenants are conveyed by that assignment under its plain terms. This agreement is binding on and inures to the benefit of the parties and their respective heirs, successors, and permitted assigns.</w:t>
-      </w:r>
-    </w:p>
-    <w:p>
-      <w:pPr>
-        <w:pStyle w:val="OABody"/>
-        <w:keepNext/>
-        <w:numPr>
-          <w:ilvl w:val="0"/>
-          <w:numId w:val="1"/>
-        </w:numPr>
-        <w:spacing w:before="320" w:after="120" w:line="340" w:lineRule="auto"/>
-        <w:jc w:val="left"/>
-      </w:pPr>
-      <w:r>
-        <w:rPr>
-          <w:b/>
-          <w:bCs/>
-        </w:rPr>
-        <w:t xml:space="preserve">Governing Law, Venue, and Dispute Process</w:t>
-      </w:r>
-    </w:p>
-    <w:p>
-      <w:pPr>
-        <w:pStyle w:val="OABody"/>
-        <w:spacing w:before="0" w:after="120" w:line="340" w:lineRule="auto"/>
-        <w:ind w:left="720"/>
-      </w:pPr>
-      <w:r>
-        <w:t xml:space="preserve">This agreement is governed by the law of the state listed in Cover Terms under Governing Law. Disputes will be resolved in the courts of the Governing Law state, subject to non-waivable rights under applicable law.</w:t>
+        <w:t xml:space="preserve">This agreement is governed by the law listed in Cover Terms under Governing Law. Disputes will be resolved in the courts of the Governing Law state, subject to non-waivable rights under applicable law.</w:t>
       </w:r>
     </w:p>
     <w:p>

--- a/templates/openagreements-cc-by-4.0/openagreements-restrictive-covenant-new-hampshire/template.docx
+++ b/templates/openagreements-cc-by-4.0/openagreements-restrictive-covenant-new-hampshire/template.docx
@@ -3043,169 +3043,79 @@
 
 <file path=word/header1.xml><?xml version="1.0" encoding="utf-8"?>
 <w:hdr xmlns:w="http://schemas.openxmlformats.org/wordprocessingml/2006/main" xmlns:r="http://schemas.openxmlformats.org/officeDocument/2006/relationships">
-  <w:tbl>
-    <w:tblPr>
-      <w:tblW w:w="10080" w:type="dxa"/>
-      <w:tblBorders>
-        <w:top w:val="none" w:sz="0" w:space="0" w:color="auto"/>
-        <w:left w:val="none" w:sz="0" w:space="0" w:color="auto"/>
+  <w:p>
+    <w:pPr>
+      <w:pBdr>
         <w:bottom w:val="single" w:sz="8" w:space="0" w:color="107087"/>
-        <w:right w:val="none" w:sz="0" w:space="0" w:color="auto"/>
-        <w:insideH w:val="none" w:sz="0" w:space="0" w:color="auto"/>
-        <w:insideV w:val="none" w:sz="0" w:space="0" w:color="auto"/>
-      </w:tblBorders>
-      <w:tblLayout w:type="fixed"/>
-    </w:tblPr>
-    <w:tblGrid>
-      <w:gridCol w:w="10080"/>
-    </w:tblGrid>
-    <w:tr>
-      <w:tc>
-        <w:tcPr>
-          <w:tcW w:w="10080" w:type="dxa"/>
-          <w:tcBorders>
-            <w:bottom w:val="single" w:sz="8" w:space="0" w:color="107087"/>
-          </w:tcBorders>
-          <w:tcMar>
-            <w:top w:w="0" w:type="dxa"/>
-            <w:left w:w="0" w:type="dxa"/>
-            <w:bottom w:w="40" w:type="dxa"/>
-            <w:right w:w="0" w:type="dxa"/>
-          </w:tcMar>
-        </w:tcPr>
-        <w:p>
-          <w:pPr>
-            <w:spacing w:after="0"/>
-            <w:jc w:val="right"/>
-          </w:pPr>
-          <w:r>
-            <w:rPr>
-              <w:rFonts w:ascii="Arial" w:hAnsi="Arial" w:cs="Arial"/>
-              <w:b/>
-              <w:bCs/>
-              <w:caps/>
-              <w:color w:val="107087"/>
-              <w:sz w:val="18"/>
-              <w:szCs w:val="18"/>
-            </w:rPr>
-            <w:t xml:space="preserve">Cover Terms</w:t>
-          </w:r>
-        </w:p>
-      </w:tc>
-    </w:tr>
-  </w:tbl>
+      </w:pBdr>
+      <w:spacing w:after="0"/>
+      <w:jc w:val="right"/>
+    </w:pPr>
+    <w:r>
+      <w:rPr>
+        <w:rFonts w:ascii="Arial" w:hAnsi="Arial" w:cs="Arial"/>
+        <w:b/>
+        <w:bCs/>
+        <w:caps/>
+        <w:color w:val="107087"/>
+        <w:sz w:val="18"/>
+        <w:szCs w:val="18"/>
+      </w:rPr>
+      <w:t xml:space="preserve">Cover Terms</w:t>
+    </w:r>
+  </w:p>
 </w:hdr>
 </file>
 
 <file path=word/header2.xml><?xml version="1.0" encoding="utf-8"?>
 <w:hdr xmlns:w="http://schemas.openxmlformats.org/wordprocessingml/2006/main" xmlns:r="http://schemas.openxmlformats.org/officeDocument/2006/relationships">
-  <w:tbl>
-    <w:tblPr>
-      <w:tblW w:w="10080" w:type="dxa"/>
-      <w:tblBorders>
-        <w:top w:val="none" w:sz="0" w:space="0" w:color="auto"/>
-        <w:left w:val="none" w:sz="0" w:space="0" w:color="auto"/>
+  <w:p>
+    <w:pPr>
+      <w:pBdr>
         <w:bottom w:val="single" w:sz="8" w:space="0" w:color="107087"/>
-        <w:right w:val="none" w:sz="0" w:space="0" w:color="auto"/>
-        <w:insideH w:val="none" w:sz="0" w:space="0" w:color="auto"/>
-        <w:insideV w:val="none" w:sz="0" w:space="0" w:color="auto"/>
-      </w:tblBorders>
-      <w:tblLayout w:type="fixed"/>
-    </w:tblPr>
-    <w:tblGrid>
-      <w:gridCol w:w="10080"/>
-    </w:tblGrid>
-    <w:tr>
-      <w:tc>
-        <w:tcPr>
-          <w:tcW w:w="10080" w:type="dxa"/>
-          <w:tcBorders>
-            <w:bottom w:val="single" w:sz="8" w:space="0" w:color="107087"/>
-          </w:tcBorders>
-          <w:tcMar>
-            <w:top w:w="0" w:type="dxa"/>
-            <w:left w:w="0" w:type="dxa"/>
-            <w:bottom w:w="40" w:type="dxa"/>
-            <w:right w:w="0" w:type="dxa"/>
-          </w:tcMar>
-        </w:tcPr>
-        <w:p>
-          <w:pPr>
-            <w:spacing w:after="0"/>
-            <w:jc w:val="right"/>
-          </w:pPr>
-          <w:r>
-            <w:rPr>
-              <w:rFonts w:ascii="Arial" w:hAnsi="Arial" w:cs="Arial"/>
-              <w:b/>
-              <w:bCs/>
-              <w:caps/>
-              <w:color w:val="107087"/>
-              <w:sz w:val="18"/>
-              <w:szCs w:val="18"/>
-            </w:rPr>
-            <w:t xml:space="preserve">Standard Terms</w:t>
-          </w:r>
-        </w:p>
-      </w:tc>
-    </w:tr>
-  </w:tbl>
+      </w:pBdr>
+      <w:spacing w:after="0"/>
+      <w:jc w:val="right"/>
+    </w:pPr>
+    <w:r>
+      <w:rPr>
+        <w:rFonts w:ascii="Arial" w:hAnsi="Arial" w:cs="Arial"/>
+        <w:b/>
+        <w:bCs/>
+        <w:caps/>
+        <w:color w:val="107087"/>
+        <w:sz w:val="18"/>
+        <w:szCs w:val="18"/>
+      </w:rPr>
+      <w:t xml:space="preserve">Standard Terms</w:t>
+    </w:r>
+  </w:p>
 </w:hdr>
 </file>
 
 <file path=word/header3.xml><?xml version="1.0" encoding="utf-8"?>
 <w:hdr xmlns:w="http://schemas.openxmlformats.org/wordprocessingml/2006/main" xmlns:r="http://schemas.openxmlformats.org/officeDocument/2006/relationships">
-  <w:tbl>
-    <w:tblPr>
-      <w:tblW w:w="10080" w:type="dxa"/>
-      <w:tblBorders>
-        <w:top w:val="none" w:sz="0" w:space="0" w:color="auto"/>
-        <w:left w:val="none" w:sz="0" w:space="0" w:color="auto"/>
+  <w:p>
+    <w:pPr>
+      <w:pBdr>
         <w:bottom w:val="single" w:sz="8" w:space="0" w:color="107087"/>
-        <w:right w:val="none" w:sz="0" w:space="0" w:color="auto"/>
-        <w:insideH w:val="none" w:sz="0" w:space="0" w:color="auto"/>
-        <w:insideV w:val="none" w:sz="0" w:space="0" w:color="auto"/>
-      </w:tblBorders>
-      <w:tblLayout w:type="fixed"/>
-    </w:tblPr>
-    <w:tblGrid>
-      <w:gridCol w:w="10080"/>
-    </w:tblGrid>
-    <w:tr>
-      <w:tc>
-        <w:tcPr>
-          <w:tcW w:w="10080" w:type="dxa"/>
-          <w:tcBorders>
-            <w:bottom w:val="single" w:sz="8" w:space="0" w:color="107087"/>
-          </w:tcBorders>
-          <w:tcMar>
-            <w:top w:w="0" w:type="dxa"/>
-            <w:left w:w="0" w:type="dxa"/>
-            <w:bottom w:w="40" w:type="dxa"/>
-            <w:right w:w="0" w:type="dxa"/>
-          </w:tcMar>
-        </w:tcPr>
-        <w:p>
-          <w:pPr>
-            <w:spacing w:after="0"/>
-            <w:jc w:val="right"/>
-          </w:pPr>
-          <w:r>
-            <w:rPr>
-              <w:rFonts w:ascii="Arial" w:hAnsi="Arial" w:cs="Arial"/>
-              <w:b/>
-              <w:bCs/>
-              <w:caps/>
-              <w:color w:val="107087"/>
-              <w:sz w:val="18"/>
-              <w:szCs w:val="18"/>
-            </w:rPr>
-            <w:t xml:space="preserve">Signature Page</w:t>
-          </w:r>
-        </w:p>
-      </w:tc>
-    </w:tr>
-  </w:tbl>
+      </w:pBdr>
+      <w:spacing w:after="0"/>
+      <w:jc w:val="right"/>
+    </w:pPr>
+    <w:r>
+      <w:rPr>
+        <w:rFonts w:ascii="Arial" w:hAnsi="Arial" w:cs="Arial"/>
+        <w:b/>
+        <w:bCs/>
+        <w:caps/>
+        <w:color w:val="107087"/>
+        <w:sz w:val="18"/>
+        <w:szCs w:val="18"/>
+      </w:rPr>
+      <w:t xml:space="preserve">Signature Page</w:t>
+    </w:r>
+  </w:p>
 </w:hdr>
 </file>
 

--- a/templates/openagreements-cc-by-4.0/openagreements-restrictive-covenant-new-hampshire/template.docx
+++ b/templates/openagreements-cc-by-4.0/openagreements-restrictive-covenant-new-hampshire/template.docx
@@ -337,7 +337,7 @@
                 <w:rFonts w:ascii="Arial" w:hAnsi="Arial" w:cs="Arial"/>
                 <w:i/>
                 <w:iCs/>
-                <w:color w:val="494A4B"/>
+                <w:color w:val="1D2021"/>
                 <w:sz w:val="21"/>
                 <w:szCs w:val="21"/>
               </w:rPr>
@@ -361,7 +361,7 @@
                 <w:rFonts w:ascii="Arial" w:hAnsi="Arial" w:cs="Arial"/>
                 <w:i/>
                 <w:iCs/>
-                <w:color w:val="494A4B"/>
+                <w:color w:val="1D2021"/>
                 <w:sz w:val="21"/>
                 <w:szCs w:val="21"/>
               </w:rPr>
@@ -387,7 +387,7 @@
                 <w:rFonts w:ascii="Arial" w:hAnsi="Arial" w:cs="Arial"/>
                 <w:i/>
                 <w:iCs/>
-                <w:color w:val="494A4B"/>
+                <w:color w:val="1D2021"/>
                 <w:sz w:val="21"/>
                 <w:szCs w:val="21"/>
               </w:rPr>
@@ -411,7 +411,7 @@
                 <w:rFonts w:ascii="Arial" w:hAnsi="Arial" w:cs="Arial"/>
                 <w:i/>
                 <w:iCs/>
-                <w:color w:val="494A4B"/>
+                <w:color w:val="1D2021"/>
                 <w:sz w:val="21"/>
                 <w:szCs w:val="21"/>
               </w:rPr>
@@ -465,7 +465,7 @@
                 <w:rFonts w:ascii="Arial" w:hAnsi="Arial" w:cs="Arial"/>
                 <w:i/>
                 <w:iCs/>
-                <w:color w:val="494A4B"/>
+                <w:color w:val="1D2021"/>
                 <w:sz w:val="21"/>
                 <w:szCs w:val="21"/>
               </w:rPr>
@@ -489,7 +489,7 @@
                 <w:rFonts w:ascii="Arial" w:hAnsi="Arial" w:cs="Arial"/>
                 <w:i/>
                 <w:iCs/>
-                <w:color w:val="494A4B"/>
+                <w:color w:val="1D2021"/>
                 <w:sz w:val="21"/>
                 <w:szCs w:val="21"/>
               </w:rPr>
@@ -543,7 +543,7 @@
                 <w:rFonts w:ascii="Arial" w:hAnsi="Arial" w:cs="Arial"/>
                 <w:i/>
                 <w:iCs/>
-                <w:color w:val="494A4B"/>
+                <w:color w:val="1D2021"/>
                 <w:sz w:val="21"/>
                 <w:szCs w:val="21"/>
               </w:rPr>
@@ -567,7 +567,7 @@
                 <w:rFonts w:ascii="Arial" w:hAnsi="Arial" w:cs="Arial"/>
                 <w:i/>
                 <w:iCs/>
-                <w:color w:val="494A4B"/>
+                <w:color w:val="1D2021"/>
                 <w:sz w:val="21"/>
                 <w:szCs w:val="21"/>
               </w:rPr>
@@ -621,7 +621,7 @@
                 <w:rFonts w:ascii="Arial" w:hAnsi="Arial" w:cs="Arial"/>
                 <w:i/>
                 <w:iCs/>
-                <w:color w:val="494A4B"/>
+                <w:color w:val="1D2021"/>
                 <w:sz w:val="21"/>
                 <w:szCs w:val="21"/>
               </w:rPr>
@@ -645,7 +645,7 @@
                 <w:rFonts w:ascii="Arial" w:hAnsi="Arial" w:cs="Arial"/>
                 <w:i/>
                 <w:iCs/>
-                <w:color w:val="494A4B"/>
+                <w:color w:val="1D2021"/>
                 <w:sz w:val="21"/>
                 <w:szCs w:val="21"/>
               </w:rPr>
@@ -671,7 +671,7 @@
                 <w:rFonts w:ascii="Arial" w:hAnsi="Arial" w:cs="Arial"/>
                 <w:i/>
                 <w:iCs/>
-                <w:color w:val="494A4B"/>
+                <w:color w:val="1D2021"/>
                 <w:sz w:val="21"/>
                 <w:szCs w:val="21"/>
               </w:rPr>
@@ -695,7 +695,7 @@
                 <w:rFonts w:ascii="Arial" w:hAnsi="Arial" w:cs="Arial"/>
                 <w:i/>
                 <w:iCs/>
-                <w:color w:val="494A4B"/>
+                <w:color w:val="1D2021"/>
                 <w:sz w:val="21"/>
                 <w:szCs w:val="21"/>
               </w:rPr>
@@ -721,7 +721,7 @@
                 <w:rFonts w:ascii="Arial" w:hAnsi="Arial" w:cs="Arial"/>
                 <w:i/>
                 <w:iCs/>
-                <w:color w:val="494A4B"/>
+                <w:color w:val="1D2021"/>
                 <w:sz w:val="21"/>
                 <w:szCs w:val="21"/>
               </w:rPr>
@@ -747,7 +747,7 @@
                 <w:bCs/>
                 <w:i/>
                 <w:iCs/>
-                <w:color w:val="494A4B"/>
+                <w:color w:val="1D2021"/>
                 <w:sz w:val="21"/>
                 <w:szCs w:val="21"/>
                 <w:highlight w:val="yellow"/>
@@ -774,7 +774,7 @@
                 <w:rFonts w:ascii="Arial" w:hAnsi="Arial" w:cs="Arial"/>
                 <w:i/>
                 <w:iCs/>
-                <w:color w:val="494A4B"/>
+                <w:color w:val="1D2021"/>
                 <w:sz w:val="21"/>
                 <w:szCs w:val="21"/>
               </w:rPr>
@@ -798,7 +798,7 @@
                 <w:rFonts w:ascii="Arial" w:hAnsi="Arial" w:cs="Arial"/>
                 <w:i/>
                 <w:iCs/>
-                <w:color w:val="494A4B"/>
+                <w:color w:val="1D2021"/>
                 <w:sz w:val="21"/>
                 <w:szCs w:val="21"/>
               </w:rPr>
@@ -852,7 +852,7 @@
                 <w:rFonts w:ascii="Arial" w:hAnsi="Arial" w:cs="Arial"/>
                 <w:i/>
                 <w:iCs/>
-                <w:color w:val="494A4B"/>
+                <w:color w:val="1D2021"/>
                 <w:sz w:val="21"/>
                 <w:szCs w:val="21"/>
               </w:rPr>
@@ -876,7 +876,7 @@
                 <w:rFonts w:ascii="Arial" w:hAnsi="Arial" w:cs="Arial"/>
                 <w:i/>
                 <w:iCs/>
-                <w:color w:val="494A4B"/>
+                <w:color w:val="1D2021"/>
                 <w:sz w:val="21"/>
                 <w:szCs w:val="21"/>
               </w:rPr>
@@ -930,7 +930,7 @@
                 <w:rFonts w:ascii="Arial" w:hAnsi="Arial" w:cs="Arial"/>
                 <w:i/>
                 <w:iCs/>
-                <w:color w:val="494A4B"/>
+                <w:color w:val="1D2021"/>
                 <w:sz w:val="21"/>
                 <w:szCs w:val="21"/>
               </w:rPr>
@@ -954,7 +954,7 @@
                 <w:rFonts w:ascii="Arial" w:hAnsi="Arial" w:cs="Arial"/>
                 <w:i/>
                 <w:iCs/>
-                <w:color w:val="494A4B"/>
+                <w:color w:val="1D2021"/>
                 <w:sz w:val="21"/>
                 <w:szCs w:val="21"/>
               </w:rPr>
@@ -1008,7 +1008,7 @@
                 <w:rFonts w:ascii="Arial" w:hAnsi="Arial" w:cs="Arial"/>
                 <w:i/>
                 <w:iCs/>
-                <w:color w:val="494A4B"/>
+                <w:color w:val="1D2021"/>
                 <w:sz w:val="21"/>
                 <w:szCs w:val="21"/>
               </w:rPr>
@@ -1032,7 +1032,7 @@
                 <w:rFonts w:ascii="Arial" w:hAnsi="Arial" w:cs="Arial"/>
                 <w:i/>
                 <w:iCs/>
-                <w:color w:val="494A4B"/>
+                <w:color w:val="1D2021"/>
                 <w:sz w:val="21"/>
                 <w:szCs w:val="21"/>
               </w:rPr>

--- a/templates/openagreements-cc-by-4.0/openagreements-restrictive-covenant-new-hampshire/template.docx
+++ b/templates/openagreements-cc-by-4.0/openagreements-restrictive-covenant-new-hampshire/template.docx
@@ -1147,7 +1147,7 @@
         <w:t xml:space="preserve">“Competitive Business”</w:t>
       </w:r>
       <w:r>
-        <w:t xml:space="preserve"> means the business activities described in Cover Terms under Competitive Business.</w:t>
+        <w:t xml:space="preserve"> means a person or entity that engages in the business activities described in Cover Terms under Competitive Business.</w:t>
       </w:r>
     </w:p>
     <w:p>
